--- a/docs/01.paper/EdgeGround-VLA_교수님질문_답변_0817.docx
+++ b/docs/01.paper/EdgeGround-VLA_교수님질문_답변_0817.docx
@@ -1503,6 +1503,320 @@
           <w:b/>
           <w:sz w:val="22"/>
         </w:rPr>
+        <w:t>격차 방어 — 프레임 단위 정확도 ≠ 에피소드 단위 성공률</w:t>
+      </w:r>
+    </w:p>
+    <w:p>
+      <w:pPr>
+        <w:ind w:left="283"/>
+      </w:pPr>
+      <w:r>
+        <w:rPr>
+          <w:b w:val="0"/>
+          <w:color w:val="0000C0"/>
+          <w:sz w:val="20"/>
+        </w:rPr>
+        <w:t>행동 헤드의 학습·검증 정확도 격차(91.44% 대 74.04%)에는 과적합의 영향이 포함되어 있으나, 이 격차를 그대로 성능 저하로 해석하는 것은 적절하지 않다. 두 지표의 측정 단위가 서로 다르기 때문이다. 검증 정확도는 매 장면(프레임)에서 사람이 조작한 단 하나의 행동과 일치하는지를 묻는 반면, 실기 성공률은 에피소드 단위로 목표에 도달했는지를 묻는다. 특정 시점에서 목표에 접근할 수 있는 행동은 일반적으로 하나가 아니므로(목표가 약간 왼쪽에 있을 때 FORWARD와 FWD+LEFT는 모두 접근에 유효하다), 전자는 후자보다 훨씬 엄격한 기준이다.</w:t>
+      </w:r>
+    </w:p>
+    <w:p/>
+    <w:p>
+      <w:pPr>
+        <w:ind w:left="283"/>
+      </w:pPr>
+      <w:r>
+        <w:rPr>
+          <w:b w:val="0"/>
+          <w:color w:val="0000C0"/>
+          <w:sz w:val="20"/>
+        </w:rPr>
+        <w:t>이 주장은 검증 혼동행렬로 확인된다. 오류 629건을 심각도로 분해하면 다음과 같다.</w:t>
+      </w:r>
+    </w:p>
+    <w:tbl>
+      <w:tblPr>
+        <w:tblStyle w:val="LightGrid-Accent1"/>
+        <w:tblW w:type="auto" w:w="0"/>
+        <w:tblLook w:firstColumn="1" w:firstRow="1" w:lastColumn="0" w:lastRow="0" w:noHBand="0" w:noVBand="1" w:val="04A0"/>
+      </w:tblPr>
+      <w:tblGrid>
+        <w:gridCol w:w="2160"/>
+        <w:gridCol w:w="2160"/>
+        <w:gridCol w:w="2160"/>
+        <w:gridCol w:w="2160"/>
+      </w:tblGrid>
+      <w:tr>
+        <w:tc>
+          <w:tcPr>
+            <w:tcW w:type="dxa" w:w="2160"/>
+          </w:tcPr>
+          <w:p>
+            <w:r/>
+            <w:r>
+              <w:rPr>
+                <w:b/>
+                <w:sz w:val="18"/>
+              </w:rPr>
+              <w:t>오류 성격</w:t>
+            </w:r>
+          </w:p>
+        </w:tc>
+        <w:tc>
+          <w:tcPr>
+            <w:tcW w:type="dxa" w:w="2160"/>
+          </w:tcPr>
+          <w:p>
+            <w:r/>
+            <w:r>
+              <w:rPr>
+                <w:b/>
+                <w:sz w:val="18"/>
+              </w:rPr>
+              <w:t>건수</w:t>
+            </w:r>
+          </w:p>
+        </w:tc>
+        <w:tc>
+          <w:tcPr>
+            <w:tcW w:type="dxa" w:w="2160"/>
+          </w:tcPr>
+          <w:p>
+            <w:r/>
+            <w:r>
+              <w:rPr>
+                <w:b/>
+                <w:sz w:val="18"/>
+              </w:rPr>
+              <w:t>전체 대비</w:t>
+            </w:r>
+          </w:p>
+        </w:tc>
+        <w:tc>
+          <w:tcPr>
+            <w:tcW w:type="dxa" w:w="2160"/>
+          </w:tcPr>
+          <w:p>
+            <w:r/>
+            <w:r>
+              <w:rPr>
+                <w:b/>
+                <w:sz w:val="18"/>
+              </w:rPr>
+              <w:t>오류 대비</w:t>
+            </w:r>
+          </w:p>
+        </w:tc>
+      </w:tr>
+      <w:tr>
+        <w:tc>
+          <w:tcPr>
+            <w:tcW w:type="dxa" w:w="2160"/>
+          </w:tcPr>
+          <w:p>
+            <w:r/>
+            <w:r>
+              <w:rPr>
+                <w:sz w:val="18"/>
+              </w:rPr>
+              <w:t>좌우 반전 (치명적)</w:t>
+            </w:r>
+          </w:p>
+        </w:tc>
+        <w:tc>
+          <w:tcPr>
+            <w:tcW w:type="dxa" w:w="2160"/>
+          </w:tcPr>
+          <w:p>
+            <w:r/>
+            <w:r>
+              <w:rPr>
+                <w:sz w:val="18"/>
+              </w:rPr>
+              <w:t>48</w:t>
+            </w:r>
+          </w:p>
+        </w:tc>
+        <w:tc>
+          <w:tcPr>
+            <w:tcW w:type="dxa" w:w="2160"/>
+          </w:tcPr>
+          <w:p>
+            <w:r/>
+            <w:r>
+              <w:rPr>
+                <w:sz w:val="18"/>
+              </w:rPr>
+              <w:t>1.97%</w:t>
+            </w:r>
+          </w:p>
+        </w:tc>
+        <w:tc>
+          <w:tcPr>
+            <w:tcW w:type="dxa" w:w="2160"/>
+          </w:tcPr>
+          <w:p>
+            <w:r/>
+            <w:r>
+              <w:rPr>
+                <w:sz w:val="18"/>
+              </w:rPr>
+              <w:t>7.6%</w:t>
+            </w:r>
+          </w:p>
+        </w:tc>
+      </w:tr>
+      <w:tr>
+        <w:tc>
+          <w:tcPr>
+            <w:tcW w:type="dxa" w:w="2160"/>
+          </w:tcPr>
+          <w:p>
+            <w:r/>
+            <w:r>
+              <w:rPr>
+                <w:sz w:val="18"/>
+              </w:rPr>
+              <w:t>같은 방향 성향 내 혼동 (대체 가능한 행동)</w:t>
+            </w:r>
+          </w:p>
+        </w:tc>
+        <w:tc>
+          <w:tcPr>
+            <w:tcW w:type="dxa" w:w="2160"/>
+          </w:tcPr>
+          <w:p>
+            <w:r/>
+            <w:r>
+              <w:rPr>
+                <w:sz w:val="18"/>
+              </w:rPr>
+              <w:t>512</w:t>
+            </w:r>
+          </w:p>
+        </w:tc>
+        <w:tc>
+          <w:tcPr>
+            <w:tcW w:type="dxa" w:w="2160"/>
+          </w:tcPr>
+          <w:p>
+            <w:r/>
+            <w:r>
+              <w:rPr>
+                <w:sz w:val="18"/>
+              </w:rPr>
+              <w:t>21.06%</w:t>
+            </w:r>
+          </w:p>
+        </w:tc>
+        <w:tc>
+          <w:tcPr>
+            <w:tcW w:type="dxa" w:w="2160"/>
+          </w:tcPr>
+          <w:p>
+            <w:r/>
+            <w:r>
+              <w:rPr>
+                <w:sz w:val="18"/>
+              </w:rPr>
+              <w:t>81.4%</w:t>
+            </w:r>
+          </w:p>
+        </w:tc>
+      </w:tr>
+      <w:tr>
+        <w:tc>
+          <w:tcPr>
+            <w:tcW w:type="dxa" w:w="2160"/>
+          </w:tcPr>
+          <w:p>
+            <w:r/>
+            <w:r>
+              <w:rPr>
+                <w:sz w:val="18"/>
+              </w:rPr>
+              <w:t>STOP 판정 시점 차이</w:t>
+            </w:r>
+          </w:p>
+        </w:tc>
+        <w:tc>
+          <w:tcPr>
+            <w:tcW w:type="dxa" w:w="2160"/>
+          </w:tcPr>
+          <w:p>
+            <w:r/>
+            <w:r>
+              <w:rPr>
+                <w:sz w:val="18"/>
+              </w:rPr>
+              <w:t>69</w:t>
+            </w:r>
+          </w:p>
+        </w:tc>
+        <w:tc>
+          <w:tcPr>
+            <w:tcW w:type="dxa" w:w="2160"/>
+          </w:tcPr>
+          <w:p>
+            <w:r/>
+            <w:r>
+              <w:rPr>
+                <w:sz w:val="18"/>
+              </w:rPr>
+              <w:t>2.84%</w:t>
+            </w:r>
+          </w:p>
+        </w:tc>
+        <w:tc>
+          <w:tcPr>
+            <w:tcW w:type="dxa" w:w="2160"/>
+          </w:tcPr>
+          <w:p>
+            <w:r/>
+            <w:r>
+              <w:rPr>
+                <w:sz w:val="18"/>
+              </w:rPr>
+              <w:t>11.0%</w:t>
+            </w:r>
+          </w:p>
+        </w:tc>
+      </w:tr>
+    </w:tbl>
+    <w:p/>
+    <w:p>
+      <w:pPr>
+        <w:ind w:left="283"/>
+      </w:pPr>
+      <w:r>
+        <w:rPr>
+          <w:b w:val="0"/>
+          <w:color w:val="0000C0"/>
+          <w:sz w:val="20"/>
+        </w:rPr>
+        <w:t>즉 오류의 81.4%는 틀린 행동이라기보다 같은 방향으로 접근하는 다른 유효한 선택이며, 주행을 실제로 실패시키는 좌우 반전은 전체 판단의 1.97%에 불과하다. 특히 FORWARD와 FWD+LEFT/FWD+RIGHT 사이의 상호 혼동이 오류의 52.5%(330건)를 차지하는데, 이 네 경우를 정답으로 간주하면 정확도는 87.70%가 되고, 행동을 좌·우·중립 세 방향으로 축약하면 81.65%가 된다.</w:t>
+      </w:r>
+    </w:p>
+    <w:p/>
+    <w:p>
+      <w:pPr>
+        <w:ind w:left="283"/>
+      </w:pPr>
+      <w:r>
+        <w:rPr>
+          <w:b w:val="0"/>
+          <w:color w:val="0000C0"/>
+          <w:sz w:val="20"/>
+        </w:rPr>
+        <w:t>또한 에피소드 단위 지표가 더 관대할 수 있는 구조적 이유가 있다. 폐루프 제어에서 로봇은 매 판단 시점마다 갱신된 관측으로 다시 판단하므로, 한 시점에서 대체 행동을 선택하더라도 다음 시점에 목표 위치가 재측정되어 스스로 보정된다. 에피소드당 평균 11.64회의 판단이 이루어지는 구조에서 개별 판단의 불일치는 누적되지 않고 흡수된다. 반면 프레임 단위 채점은 이러한 재정정 기회를 반영하지 못하고 매 프레임을 독립적으로 감점한다. 따라서 검증 정확도는 실기 성능의 하한(lower bound)에 가깝게 해석하는 것이 타당하며, 검증 74.1%와 실기 95%는 상충하는 결과가 아니다.</w:t>
+      </w:r>
+    </w:p>
+    <w:p/>
+    <w:p>
+      <w:r>
+        <w:rPr>
+          <w:b/>
+          <w:sz w:val="22"/>
+        </w:rPr>
         <w:t>함께 서술해야 할 사항 — 과적합</w:t>
       </w:r>
     </w:p>

--- a/docs/01.paper/EdgeGround-VLA_교수님질문_답변_0817.docx
+++ b/docs/01.paper/EdgeGround-VLA_교수님질문_답변_0817.docx
@@ -1784,6 +1784,56 @@
     </w:tbl>
     <w:p/>
     <w:p>
+      <w:r>
+        <w:drawing>
+          <wp:inline xmlns:a="http://schemas.openxmlformats.org/drawingml/2006/main" xmlns:pic="http://schemas.openxmlformats.org/drawingml/2006/picture">
+            <wp:extent cx="5940000" cy="3701265"/>
+            <wp:docPr id="2" name="Picture 2"/>
+            <wp:cNvGraphicFramePr>
+              <a:graphicFrameLocks noChangeAspect="1"/>
+            </wp:cNvGraphicFramePr>
+            <a:graphic>
+              <a:graphicData uri="http://schemas.openxmlformats.org/drawingml/2006/picture">
+                <pic:pic>
+                  <pic:nvPicPr>
+                    <pic:cNvPr id="0" name="action_head_error_severity.png"/>
+                    <pic:cNvPicPr/>
+                  </pic:nvPicPr>
+                  <pic:blipFill>
+                    <a:blip r:embed="rId10"/>
+                    <a:stretch>
+                      <a:fillRect/>
+                    </a:stretch>
+                  </pic:blipFill>
+                  <pic:spPr>
+                    <a:xfrm>
+                      <a:off x="0" y="0"/>
+                      <a:ext cx="5940000" cy="3701265"/>
+                    </a:xfrm>
+                    <a:prstGeom prst="rect"/>
+                  </pic:spPr>
+                </pic:pic>
+              </a:graphicData>
+            </a:graphic>
+          </wp:inline>
+        </w:drawing>
+      </w:r>
+    </w:p>
+    <w:p>
+      <w:pPr>
+        <w:ind w:left="283"/>
+      </w:pPr>
+      <w:r>
+        <w:rPr>
+          <w:b w:val="0"/>
+          <w:color w:val="606060"/>
+          <w:sz w:val="16"/>
+        </w:rPr>
+        <w:t>좌: 8×8 혼동행렬을 셀 성격별로 구분(초록=정답, 노랑=같은 방향 성향 내 혼동, 빨강=좌우 반전, 회색=STOP 판정 차이). 우: 좌·우·중립 3방향 축약 시 81.65%.</w:t>
+      </w:r>
+    </w:p>
+    <w:p/>
+    <w:p>
       <w:pPr>
         <w:ind w:left="283"/>
       </w:pPr>
